--- a/word_masters/modern_editorial_rtl.docx
+++ b/word_masters/modern_editorial_rtl.docx
@@ -9,10 +9,6 @@
       </w:pPr>
       <w:r>
         <w:rPr>
-          <w:rFonts w:cs="Arial"/>
-          <w:b w:val="0"/>
-          <w:bCs w:val="0"/>
-          <w:i w:val="0"/>
           <w:sz w:val="2"/>
           <w:szCs w:val="2"/>
           <w:rtl/>
@@ -27,10 +23,6 @@
       </w:pPr>
       <w:r>
         <w:rPr>
-          <w:rFonts w:cs="Arial"/>
-          <w:b w:val="0"/>
-          <w:bCs w:val="0"/>
-          <w:i w:val="0"/>
           <w:sz w:val="20"/>
           <w:szCs w:val="20"/>
           <w:rtl/>
@@ -45,10 +37,6 @@
       </w:pPr>
       <w:r>
         <w:rPr>
-          <w:rFonts w:cs="Arial"/>
-          <w:b w:val="0"/>
-          <w:bCs w:val="0"/>
-          <w:i w:val="0"/>
           <w:sz w:val="2"/>
           <w:szCs w:val="2"/>
           <w:rtl/>
@@ -63,11 +51,7 @@
       </w:pPr>
       <w:r>
         <w:rPr>
-          <w:rFonts w:ascii="Times New Roman" w:hAnsi="Times New Roman" w:eastAsia="Times New Roman" w:cs="Times New Roman"/>
-          <w:b/>
-          <w:bCs/>
-          <w:i w:val="0"/>
-          <w:color w:val="1F3A5F"/>
+          <w:rStyle w:val="CVName"/>
           <w:sz w:val="46"/>
           <w:szCs w:val="46"/>
           <w:rtl/>
@@ -82,10 +66,6 @@
       </w:pPr>
       <w:r>
         <w:rPr>
-          <w:rFonts w:cs="Arial"/>
-          <w:b w:val="0"/>
-          <w:bCs w:val="0"/>
-          <w:i w:val="0"/>
           <w:sz w:val="2"/>
           <w:szCs w:val="2"/>
           <w:rtl/>
@@ -100,10 +80,6 @@
       </w:pPr>
       <w:r>
         <w:rPr>
-          <w:rFonts w:cs="Arial"/>
-          <w:b w:val="0"/>
-          <w:bCs w:val="0"/>
-          <w:i/>
           <w:color w:val="55565A"/>
           <w:sz w:val="22"/>
           <w:szCs w:val="22"/>
@@ -119,10 +95,6 @@
       </w:pPr>
       <w:r>
         <w:rPr>
-          <w:rFonts w:cs="Arial"/>
-          <w:b w:val="0"/>
-          <w:bCs w:val="0"/>
-          <w:i w:val="0"/>
           <w:sz w:val="2"/>
           <w:szCs w:val="2"/>
           <w:rtl/>
@@ -137,10 +109,6 @@
       </w:pPr>
       <w:r>
         <w:rPr>
-          <w:rFonts w:cs="Arial"/>
-          <w:b w:val="0"/>
-          <w:bCs w:val="0"/>
-          <w:i w:val="0"/>
           <w:sz w:val="2"/>
           <w:szCs w:val="2"/>
           <w:rtl/>
@@ -158,10 +126,6 @@
       </w:pPr>
       <w:r>
         <w:rPr>
-          <w:rFonts w:cs="Arial"/>
-          <w:b w:val="0"/>
-          <w:bCs w:val="0"/>
-          <w:i w:val="0"/>
           <w:color w:val="55565A"/>
           <w:sz w:val="18"/>
           <w:szCs w:val="18"/>
@@ -177,10 +141,6 @@
       </w:pPr>
       <w:r>
         <w:rPr>
-          <w:rFonts w:cs="Arial"/>
-          <w:b w:val="0"/>
-          <w:bCs w:val="0"/>
-          <w:i w:val="0"/>
           <w:sz w:val="2"/>
           <w:szCs w:val="2"/>
           <w:rtl/>
@@ -195,10 +155,6 @@
       </w:pPr>
       <w:r>
         <w:rPr>
-          <w:rFonts w:cs="Arial"/>
-          <w:b w:val="0"/>
-          <w:bCs w:val="0"/>
-          <w:i w:val="0"/>
           <w:sz w:val="2"/>
           <w:szCs w:val="2"/>
           <w:rtl/>
@@ -217,12 +173,8 @@
       </w:pPr>
       <w:r>
         <w:rPr>
-          <w:rFonts w:ascii="Times New Roman" w:hAnsi="Times New Roman" w:eastAsia="Times New Roman" w:cs="Times New Roman"/>
-          <w:b/>
-          <w:bCs/>
-          <w:i w:val="0"/>
+          <w:rStyle w:val="CVHeading"/>
           <w:caps/>
-          <w:color w:val="1F3A5F"/>
           <w:spacing w:val="24"/>
           <w:sz w:val="18"/>
           <w:szCs w:val="18"/>
@@ -238,10 +190,6 @@
       </w:pPr>
       <w:r>
         <w:rPr>
-          <w:rFonts w:cs="Arial"/>
-          <w:b w:val="0"/>
-          <w:bCs w:val="0"/>
-          <w:i w:val="0"/>
           <w:sz w:val="20"/>
           <w:szCs w:val="20"/>
           <w:rtl/>
@@ -256,10 +204,6 @@
       </w:pPr>
       <w:r>
         <w:rPr>
-          <w:rFonts w:cs="Arial"/>
-          <w:b w:val="0"/>
-          <w:bCs w:val="0"/>
-          <w:i w:val="0"/>
           <w:sz w:val="2"/>
           <w:szCs w:val="2"/>
           <w:rtl/>
@@ -274,10 +218,6 @@
       </w:pPr>
       <w:r>
         <w:rPr>
-          <w:rFonts w:cs="Arial"/>
-          <w:b w:val="0"/>
-          <w:bCs w:val="0"/>
-          <w:i w:val="0"/>
           <w:sz w:val="2"/>
           <w:szCs w:val="2"/>
           <w:rtl/>
@@ -296,12 +236,8 @@
       </w:pPr>
       <w:r>
         <w:rPr>
-          <w:rFonts w:ascii="Times New Roman" w:hAnsi="Times New Roman" w:eastAsia="Times New Roman" w:cs="Times New Roman"/>
-          <w:b/>
-          <w:bCs/>
-          <w:i w:val="0"/>
+          <w:rStyle w:val="CVHeading"/>
           <w:caps/>
-          <w:color w:val="1F3A5F"/>
           <w:spacing w:val="24"/>
           <w:sz w:val="18"/>
           <w:szCs w:val="18"/>
@@ -343,10 +279,7 @@
             </w:pPr>
             <w:r>
               <w:rPr>
-                <w:rFonts w:ascii="Times New Roman" w:hAnsi="Times New Roman" w:cs="Times New Roman"/>
-                <w:b/>
-                <w:bCs/>
-                <w:color w:val="1F3A5F"/>
+                <w:rStyle w:val="CVHeading"/>
                 <w:sz w:val="32"/>
                 <w:szCs w:val="32"/>
                 <w:rtl/>
@@ -361,9 +294,6 @@
             </w:pPr>
             <w:r>
               <w:rPr>
-                <w:rFonts w:cs="Arial"/>
-                <w:b w:val="0"/>
-                <w:bCs w:val="0"/>
                 <w:color w:val="55565A"/>
                 <w:sz w:val="17"/>
                 <w:szCs w:val="17"/>
@@ -384,10 +314,7 @@
             </w:pPr>
             <w:r>
               <w:rPr>
-                <w:rFonts w:ascii="Times New Roman" w:hAnsi="Times New Roman" w:cs="Times New Roman"/>
-                <w:b/>
-                <w:bCs/>
-                <w:color w:val="1F3A5F"/>
+                <w:rStyle w:val="CVHeading"/>
                 <w:sz w:val="32"/>
                 <w:szCs w:val="32"/>
                 <w:rtl/>
@@ -402,9 +329,6 @@
             </w:pPr>
             <w:r>
               <w:rPr>
-                <w:rFonts w:cs="Arial"/>
-                <w:b w:val="0"/>
-                <w:bCs w:val="0"/>
                 <w:color w:val="55565A"/>
                 <w:sz w:val="17"/>
                 <w:szCs w:val="17"/>
@@ -425,10 +349,7 @@
             </w:pPr>
             <w:r>
               <w:rPr>
-                <w:rFonts w:ascii="Times New Roman" w:hAnsi="Times New Roman" w:cs="Times New Roman"/>
-                <w:b/>
-                <w:bCs/>
-                <w:color w:val="1F3A5F"/>
+                <w:rStyle w:val="CVHeading"/>
                 <w:sz w:val="32"/>
                 <w:szCs w:val="32"/>
                 <w:rtl/>
@@ -443,9 +364,6 @@
             </w:pPr>
             <w:r>
               <w:rPr>
-                <w:rFonts w:cs="Arial"/>
-                <w:b w:val="0"/>
-                <w:bCs w:val="0"/>
                 <w:color w:val="55565A"/>
                 <w:sz w:val="17"/>
                 <w:szCs w:val="17"/>
@@ -466,10 +384,7 @@
             </w:pPr>
             <w:r>
               <w:rPr>
-                <w:rFonts w:ascii="Times New Roman" w:hAnsi="Times New Roman" w:cs="Times New Roman"/>
-                <w:b/>
-                <w:bCs/>
-                <w:color w:val="1F3A5F"/>
+                <w:rStyle w:val="CVHeading"/>
                 <w:sz w:val="32"/>
                 <w:szCs w:val="32"/>
                 <w:rtl/>
@@ -484,9 +399,6 @@
             </w:pPr>
             <w:r>
               <w:rPr>
-                <w:rFonts w:cs="Arial"/>
-                <w:b w:val="0"/>
-                <w:bCs w:val="0"/>
                 <w:color w:val="55565A"/>
                 <w:sz w:val="17"/>
                 <w:szCs w:val="17"/>
@@ -505,10 +417,6 @@
       </w:pPr>
       <w:r>
         <w:rPr>
-          <w:rFonts w:cs="Arial"/>
-          <w:b w:val="0"/>
-          <w:bCs w:val="0"/>
-          <w:i w:val="0"/>
           <w:sz w:val="2"/>
           <w:szCs w:val="2"/>
           <w:rtl/>
@@ -523,10 +431,6 @@
       </w:pPr>
       <w:r>
         <w:rPr>
-          <w:rFonts w:cs="Arial"/>
-          <w:b w:val="0"/>
-          <w:bCs w:val="0"/>
-          <w:i w:val="0"/>
           <w:sz w:val="2"/>
           <w:szCs w:val="2"/>
           <w:rtl/>
@@ -545,12 +449,8 @@
       </w:pPr>
       <w:r>
         <w:rPr>
-          <w:rFonts w:ascii="Times New Roman" w:hAnsi="Times New Roman" w:eastAsia="Times New Roman" w:cs="Times New Roman"/>
-          <w:b/>
-          <w:bCs/>
-          <w:i w:val="0"/>
+          <w:rStyle w:val="CVHeading"/>
           <w:caps/>
-          <w:color w:val="1F3A5F"/>
           <w:spacing w:val="24"/>
           <w:sz w:val="18"/>
           <w:szCs w:val="18"/>
@@ -566,10 +466,6 @@
       </w:pPr>
       <w:r>
         <w:rPr>
-          <w:rFonts w:cs="Arial"/>
-          <w:b w:val="0"/>
-          <w:bCs w:val="0"/>
-          <w:i w:val="0"/>
           <w:sz w:val="2"/>
           <w:szCs w:val="2"/>
           <w:rtl/>
@@ -585,10 +481,7 @@
       </w:pPr>
       <w:r>
         <w:rPr>
-          <w:rFonts w:ascii="Times New Roman" w:hAnsi="Times New Roman" w:eastAsia="Times New Roman" w:cs="Times New Roman"/>
-          <w:b/>
-          <w:bCs/>
-          <w:i w:val="0"/>
+          <w:rStyle w:val="CVRole"/>
           <w:sz w:val="22"/>
           <w:szCs w:val="22"/>
           <w:rtl/>
@@ -603,10 +496,6 @@
       </w:pPr>
       <w:r>
         <w:rPr>
-          <w:rFonts w:cs="Arial"/>
-          <w:b w:val="0"/>
-          <w:bCs w:val="0"/>
-          <w:i w:val="0"/>
           <w:sz w:val="2"/>
           <w:szCs w:val="2"/>
           <w:rtl/>
@@ -622,11 +511,7 @@
       </w:pPr>
       <w:r>
         <w:rPr>
-          <w:rFonts w:cs="Arial"/>
-          <w:b w:val="0"/>
-          <w:bCs w:val="0"/>
-          <w:i w:val="0"/>
-          <w:color w:val="1F3A5F"/>
+          <w:rStyle w:val="CVAccentText"/>
           <w:sz w:val="18"/>
           <w:szCs w:val="18"/>
           <w:rtl/>
@@ -641,10 +526,6 @@
       </w:pPr>
       <w:r>
         <w:rPr>
-          <w:rFonts w:cs="Arial"/>
-          <w:b w:val="0"/>
-          <w:bCs w:val="0"/>
-          <w:i w:val="0"/>
           <w:sz w:val="2"/>
           <w:szCs w:val="2"/>
           <w:rtl/>
@@ -659,10 +540,6 @@
       </w:pPr>
       <w:r>
         <w:rPr>
-          <w:rFonts w:cs="Arial"/>
-          <w:b w:val="0"/>
-          <w:bCs w:val="0"/>
-          <w:i w:val="0"/>
           <w:sz w:val="2"/>
           <w:szCs w:val="2"/>
           <w:rtl/>
@@ -678,10 +555,6 @@
       </w:pPr>
       <w:r>
         <w:rPr>
-          <w:rFonts w:cs="Arial"/>
-          <w:b w:val="0"/>
-          <w:bCs w:val="0"/>
-          <w:i w:val="0"/>
           <w:sz w:val="20"/>
           <w:szCs w:val="20"/>
           <w:rtl/>
@@ -696,10 +569,6 @@
       </w:pPr>
       <w:r>
         <w:rPr>
-          <w:rFonts w:cs="Arial"/>
-          <w:b w:val="0"/>
-          <w:bCs w:val="0"/>
-          <w:i w:val="0"/>
           <w:sz w:val="2"/>
           <w:szCs w:val="2"/>
           <w:rtl/>
@@ -714,10 +583,6 @@
       </w:pPr>
       <w:r>
         <w:rPr>
-          <w:rFonts w:cs="Arial"/>
-          <w:b w:val="0"/>
-          <w:bCs w:val="0"/>
-          <w:i w:val="0"/>
           <w:sz w:val="2"/>
           <w:szCs w:val="2"/>
           <w:rtl/>
@@ -732,10 +597,6 @@
       </w:pPr>
       <w:r>
         <w:rPr>
-          <w:rFonts w:cs="Arial"/>
-          <w:b w:val="0"/>
-          <w:bCs w:val="0"/>
-          <w:i w:val="0"/>
           <w:sz w:val="2"/>
           <w:szCs w:val="2"/>
           <w:rtl/>
@@ -750,10 +611,6 @@
       </w:pPr>
       <w:r>
         <w:rPr>
-          <w:rFonts w:cs="Arial"/>
-          <w:b w:val="0"/>
-          <w:bCs w:val="0"/>
-          <w:i w:val="0"/>
           <w:sz w:val="2"/>
           <w:szCs w:val="2"/>
           <w:rtl/>
@@ -772,12 +629,8 @@
       </w:pPr>
       <w:r>
         <w:rPr>
-          <w:rFonts w:ascii="Times New Roman" w:hAnsi="Times New Roman" w:eastAsia="Times New Roman" w:cs="Times New Roman"/>
-          <w:b/>
-          <w:bCs/>
-          <w:i w:val="0"/>
+          <w:rStyle w:val="CVHeading"/>
           <w:caps/>
-          <w:color w:val="1F3A5F"/>
           <w:spacing w:val="24"/>
           <w:sz w:val="18"/>
           <w:szCs w:val="18"/>
@@ -793,10 +646,6 @@
       </w:pPr>
       <w:r>
         <w:rPr>
-          <w:rFonts w:cs="Arial"/>
-          <w:b w:val="0"/>
-          <w:bCs w:val="0"/>
-          <w:i w:val="0"/>
           <w:sz w:val="2"/>
           <w:szCs w:val="2"/>
           <w:rtl/>
@@ -811,10 +660,6 @@
       </w:pPr>
       <w:r>
         <w:rPr>
-          <w:rFonts w:cs="Arial"/>
-          <w:b w:val="0"/>
-          <w:bCs w:val="0"/>
-          <w:i w:val="0"/>
           <w:sz w:val="20"/>
           <w:szCs w:val="20"/>
           <w:rtl/>
@@ -829,10 +674,6 @@
       </w:pPr>
       <w:r>
         <w:rPr>
-          <w:rFonts w:cs="Arial"/>
-          <w:b w:val="0"/>
-          <w:bCs w:val="0"/>
-          <w:i w:val="0"/>
           <w:sz w:val="2"/>
           <w:szCs w:val="2"/>
           <w:rtl/>
@@ -847,10 +688,6 @@
       </w:pPr>
       <w:r>
         <w:rPr>
-          <w:rFonts w:cs="Arial"/>
-          <w:b w:val="0"/>
-          <w:bCs w:val="0"/>
-          <w:i w:val="0"/>
           <w:sz w:val="2"/>
           <w:szCs w:val="2"/>
           <w:rtl/>
@@ -865,10 +702,6 @@
       </w:pPr>
       <w:r>
         <w:rPr>
-          <w:rFonts w:cs="Arial"/>
-          <w:b w:val="0"/>
-          <w:bCs w:val="0"/>
-          <w:i w:val="0"/>
           <w:sz w:val="2"/>
           <w:szCs w:val="2"/>
           <w:rtl/>
@@ -887,12 +720,8 @@
       </w:pPr>
       <w:r>
         <w:rPr>
-          <w:rFonts w:ascii="Times New Roman" w:hAnsi="Times New Roman" w:eastAsia="Times New Roman" w:cs="Times New Roman"/>
-          <w:b/>
-          <w:bCs/>
-          <w:i w:val="0"/>
+          <w:rStyle w:val="CVHeading"/>
           <w:caps/>
-          <w:color w:val="1F3A5F"/>
           <w:spacing w:val="24"/>
           <w:sz w:val="18"/>
           <w:szCs w:val="18"/>
@@ -908,10 +737,6 @@
       </w:pPr>
       <w:r>
         <w:rPr>
-          <w:rFonts w:cs="Arial"/>
-          <w:b w:val="0"/>
-          <w:bCs w:val="0"/>
-          <w:i w:val="0"/>
           <w:sz w:val="2"/>
           <w:szCs w:val="2"/>
           <w:rtl/>
@@ -926,10 +751,6 @@
       </w:pPr>
       <w:r>
         <w:rPr>
-          <w:rFonts w:cs="Arial"/>
-          <w:b w:val="0"/>
-          <w:bCs w:val="0"/>
-          <w:i w:val="0"/>
           <w:sz w:val="20"/>
           <w:szCs w:val="20"/>
           <w:rtl/>
@@ -944,10 +765,6 @@
       </w:pPr>
       <w:r>
         <w:rPr>
-          <w:rFonts w:cs="Arial"/>
-          <w:b w:val="0"/>
-          <w:bCs w:val="0"/>
-          <w:i w:val="0"/>
           <w:sz w:val="2"/>
           <w:szCs w:val="2"/>
           <w:rtl/>
@@ -962,10 +779,6 @@
       </w:pPr>
       <w:r>
         <w:rPr>
-          <w:rFonts w:cs="Arial"/>
-          <w:b w:val="0"/>
-          <w:bCs w:val="0"/>
-          <w:i w:val="0"/>
           <w:sz w:val="2"/>
           <w:szCs w:val="2"/>
           <w:rtl/>
@@ -980,10 +793,6 @@
       </w:pPr>
       <w:r>
         <w:rPr>
-          <w:rFonts w:cs="Arial"/>
-          <w:b w:val="0"/>
-          <w:bCs w:val="0"/>
-          <w:i w:val="0"/>
           <w:sz w:val="2"/>
           <w:szCs w:val="2"/>
           <w:rtl/>
@@ -1002,12 +811,8 @@
       </w:pPr>
       <w:r>
         <w:rPr>
-          <w:rFonts w:ascii="Times New Roman" w:hAnsi="Times New Roman" w:eastAsia="Times New Roman" w:cs="Times New Roman"/>
-          <w:b/>
-          <w:bCs/>
-          <w:i w:val="0"/>
+          <w:rStyle w:val="CVHeading"/>
           <w:caps/>
-          <w:color w:val="1F3A5F"/>
           <w:spacing w:val="24"/>
           <w:sz w:val="18"/>
           <w:szCs w:val="18"/>
@@ -1023,10 +828,6 @@
       </w:pPr>
       <w:r>
         <w:rPr>
-          <w:rFonts w:cs="Arial"/>
-          <w:b w:val="0"/>
-          <w:bCs w:val="0"/>
-          <w:i w:val="0"/>
           <w:sz w:val="2"/>
           <w:szCs w:val="2"/>
           <w:rtl/>
@@ -1041,10 +842,6 @@
       </w:pPr>
       <w:r>
         <w:rPr>
-          <w:rFonts w:cs="Arial"/>
-          <w:b w:val="0"/>
-          <w:bCs w:val="0"/>
-          <w:i w:val="0"/>
           <w:sz w:val="20"/>
           <w:szCs w:val="20"/>
           <w:rtl/>
@@ -1059,10 +856,6 @@
       </w:pPr>
       <w:r>
         <w:rPr>
-          <w:rFonts w:cs="Arial"/>
-          <w:b w:val="0"/>
-          <w:bCs w:val="0"/>
-          <w:i w:val="0"/>
           <w:sz w:val="2"/>
           <w:szCs w:val="2"/>
           <w:rtl/>
@@ -1077,10 +870,6 @@
       </w:pPr>
       <w:r>
         <w:rPr>
-          <w:rFonts w:cs="Arial"/>
-          <w:b w:val="0"/>
-          <w:bCs w:val="0"/>
-          <w:i w:val="0"/>
           <w:sz w:val="2"/>
           <w:szCs w:val="2"/>
           <w:rtl/>
@@ -1095,10 +884,6 @@
       </w:pPr>
       <w:r>
         <w:rPr>
-          <w:rFonts w:cs="Arial"/>
-          <w:b w:val="0"/>
-          <w:bCs w:val="0"/>
-          <w:i w:val="0"/>
           <w:sz w:val="2"/>
           <w:szCs w:val="2"/>
           <w:rtl/>
@@ -1117,12 +902,8 @@
       </w:pPr>
       <w:r>
         <w:rPr>
-          <w:rFonts w:ascii="Times New Roman" w:hAnsi="Times New Roman" w:eastAsia="Times New Roman" w:cs="Times New Roman"/>
-          <w:b/>
-          <w:bCs/>
-          <w:i w:val="0"/>
+          <w:rStyle w:val="CVHeading"/>
           <w:caps/>
-          <w:color w:val="1F3A5F"/>
           <w:spacing w:val="24"/>
           <w:sz w:val="18"/>
           <w:szCs w:val="18"/>
@@ -1138,10 +919,6 @@
       </w:pPr>
       <w:r>
         <w:rPr>
-          <w:rFonts w:cs="Arial"/>
-          <w:b w:val="0"/>
-          <w:bCs w:val="0"/>
-          <w:i w:val="0"/>
           <w:sz w:val="20"/>
           <w:szCs w:val="20"/>
           <w:rtl/>
@@ -1156,10 +933,6 @@
       </w:pPr>
       <w:r>
         <w:rPr>
-          <w:rFonts w:cs="Arial"/>
-          <w:b w:val="0"/>
-          <w:bCs w:val="0"/>
-          <w:i w:val="0"/>
           <w:sz w:val="2"/>
           <w:szCs w:val="2"/>
           <w:rtl/>
@@ -1174,10 +947,6 @@
       </w:pPr>
       <w:r>
         <w:rPr>
-          <w:rFonts w:cs="Arial"/>
-          <w:b w:val="0"/>
-          <w:bCs w:val="0"/>
-          <w:i w:val="0"/>
           <w:sz w:val="2"/>
           <w:szCs w:val="2"/>
           <w:rtl/>
@@ -1196,12 +965,8 @@
       </w:pPr>
       <w:r>
         <w:rPr>
-          <w:rFonts w:ascii="Times New Roman" w:hAnsi="Times New Roman" w:eastAsia="Times New Roman" w:cs="Times New Roman"/>
-          <w:b/>
-          <w:bCs/>
-          <w:i w:val="0"/>
+          <w:rStyle w:val="CVHeading"/>
           <w:caps/>
-          <w:color w:val="1F3A5F"/>
           <w:spacing w:val="24"/>
           <w:sz w:val="18"/>
           <w:szCs w:val="18"/>
@@ -1217,10 +982,6 @@
       </w:pPr>
       <w:r>
         <w:rPr>
-          <w:rFonts w:cs="Arial"/>
-          <w:b w:val="0"/>
-          <w:bCs w:val="0"/>
-          <w:i w:val="0"/>
           <w:sz w:val="2"/>
           <w:szCs w:val="2"/>
           <w:rtl/>
@@ -1235,10 +996,6 @@
       </w:pPr>
       <w:r>
         <w:rPr>
-          <w:rFonts w:cs="Arial"/>
-          <w:b w:val="0"/>
-          <w:bCs w:val="0"/>
-          <w:i w:val="0"/>
           <w:sz w:val="20"/>
           <w:szCs w:val="20"/>
           <w:rtl/>
@@ -1253,10 +1010,6 @@
       </w:pPr>
       <w:r>
         <w:rPr>
-          <w:rFonts w:cs="Arial"/>
-          <w:b w:val="0"/>
-          <w:bCs w:val="0"/>
-          <w:i w:val="0"/>
           <w:sz w:val="2"/>
           <w:szCs w:val="2"/>
           <w:rtl/>
@@ -1271,10 +1024,6 @@
       </w:pPr>
       <w:r>
         <w:rPr>
-          <w:rFonts w:cs="Arial"/>
-          <w:b w:val="0"/>
-          <w:bCs w:val="0"/>
-          <w:i w:val="0"/>
           <w:sz w:val="2"/>
           <w:szCs w:val="2"/>
           <w:rtl/>
@@ -13343,6 +13092,47 @@
         <w:shd w:val="clear" w:color="auto" w:fill="FBCAA2" w:themeFill="accent6" w:themeFillTint="7F"/>
       </w:tcPr>
     </w:tblStylePr>
+  </w:style>
+  <w:style w:type="character" w:customStyle="1" w:styleId="CVName">
+    <w:name w:val="CV Name"/>
+    <w:rPr>
+      <w:rFonts w:ascii="Times New Roman" w:hAnsi="Times New Roman" w:eastAsia="Times New Roman" w:cs="Times New Roman"/>
+      <w:b/>
+      <w:bCs/>
+      <w:color w:val="1F3A5F"/>
+    </w:rPr>
+  </w:style>
+  <w:style w:type="character" w:customStyle="1" w:styleId="CVHeading">
+    <w:name w:val="CV Heading"/>
+    <w:rPr>
+      <w:rFonts w:ascii="Times New Roman" w:hAnsi="Times New Roman" w:eastAsia="Times New Roman" w:cs="Times New Roman"/>
+      <w:b/>
+      <w:bCs/>
+      <w:color w:val="1F3A5F"/>
+    </w:rPr>
+  </w:style>
+  <w:style w:type="character" w:customStyle="1" w:styleId="CVRole">
+    <w:name w:val="CV Role"/>
+    <w:rPr>
+      <w:rFonts w:ascii="Times New Roman" w:hAnsi="Times New Roman" w:eastAsia="Times New Roman" w:cs="Times New Roman"/>
+      <w:b/>
+      <w:bCs/>
+    </w:rPr>
+  </w:style>
+  <w:style w:type="character" w:customStyle="1" w:styleId="CVBodyBold">
+    <w:name w:val="CV Body Bold"/>
+    <w:rPr>
+      <w:rFonts w:ascii="Arial" w:hAnsi="Arial" w:eastAsia="Arial" w:cs="Arial"/>
+      <w:b/>
+      <w:bCs/>
+    </w:rPr>
+  </w:style>
+  <w:style w:type="character" w:customStyle="1" w:styleId="CVAccentText">
+    <w:name w:val="CV Accent Text"/>
+    <w:rPr>
+      <w:rFonts w:ascii="Arial" w:hAnsi="Arial" w:eastAsia="Arial" w:cs="Arial"/>
+      <w:color w:val="1F3A5F"/>
+    </w:rPr>
   </w:style>
 </w:styles>
 </file>

--- a/word_masters/modern_editorial_rtl.docx
+++ b/word_masters/modern_editorial_rtl.docx
@@ -1405,6 +1405,9 @@
     <w:name w:val="Normal"/>
     <w:qFormat/>
     <w:rsid w:val="00FC693F"/>
+    <w:pPr>
+      <w:widowControl/>
+    </w:pPr>
     <w:rPr>
       <w:rFonts w:ascii="Arial" w:hAnsi="Arial" w:eastAsia="Arial" w:cs="Arial"/>
       <w:color w:val="17181A"/>
